--- a/testakten/rentenrecht-hinterbliebene-kvdr-pflegezeiten-bremen/01_mandatsaufnahme.docx
+++ b/testakten/rentenrecht-hinterbliebene-kvdr-pflegezeiten-bremen/01_mandatsaufnahme.docx
@@ -5,32 +5,49 @@
     <w:p>
       <w:pPr>
         <w:pStyle w:val="Heading1"/>
+        <w:spacing w:after="160" w:line="259" w:lineRule="auto"/>
       </w:pPr>
       <w:r>
         <w:rPr>
           <w:rFonts w:ascii="Times New Roman" w:hAnsi="Times New Roman"/>
+          <w:b/>
+          <w:sz w:val="28"/>
         </w:rPr>
         <w:t>Mandatsaufnahme</w:t>
       </w:r>
     </w:p>
     <w:p>
       <w:pPr>
+        <w:spacing w:before="120" w:after="60" w:line="259" w:lineRule="auto"/>
         <w:jc w:val="left"/>
       </w:pPr>
       <w:r>
+        <w:rPr>
+          <w:rFonts w:ascii="Times New Roman" w:hAnsi="Times New Roman"/>
+          <w:b/>
+          <w:sz w:val="22"/>
+        </w:rPr>
         <w:t>Feldhusen &amp; Partner Rechtsanwälte, Ostertorsteinweg 31, 28203 Bremen</w:t>
       </w:r>
     </w:p>
     <w:p>
       <w:pPr>
+        <w:spacing w:before="120" w:after="60" w:line="259" w:lineRule="auto"/>
         <w:jc w:val="left"/>
       </w:pPr>
       <w:r>
+        <w:rPr>
+          <w:rFonts w:ascii="Times New Roman" w:hAnsi="Times New Roman"/>
+          <w:b w:val="0"/>
+          <w:i w:val="0"/>
+          <w:sz w:val="22"/>
+        </w:rPr>
         <w:t>Aktenzeichen: 2026-0412/FE</w:t>
       </w:r>
     </w:p>
     <w:p>
       <w:pPr>
+        <w:spacing w:line="259" w:lineRule="auto" w:after="60"/>
         <w:jc w:val="left"/>
       </w:pPr>
       <w:r>
@@ -40,24 +57,35 @@
     <w:p>
       <w:pPr>
         <w:pStyle w:val="Heading2"/>
+        <w:spacing w:before="120" w:after="60" w:line="259" w:lineRule="auto"/>
       </w:pPr>
       <w:r>
         <w:rPr>
           <w:rFonts w:ascii="Times New Roman" w:hAnsi="Times New Roman"/>
+          <w:b/>
+          <w:sz w:val="22"/>
         </w:rPr>
         <w:t>Beteiligte</w:t>
       </w:r>
     </w:p>
     <w:p>
       <w:pPr>
+        <w:spacing w:line="259" w:lineRule="auto" w:after="60"/>
         <w:jc w:val="left"/>
       </w:pPr>
       <w:r>
+        <w:rPr>
+          <w:rFonts w:ascii="Times New Roman" w:hAnsi="Times New Roman"/>
+          <w:b w:val="0"/>
+          <w:i w:val="0"/>
+          <w:sz w:val="22"/>
+        </w:rPr>
         <w:t>Mandantin: Helga Bruns, geboren am 03.04.1958, wohnhaft Osterholzer Heerstraße 112, 28325 Bremen. Eigene Versicherungsnummer: 15 030458 B 021. Die Mandantin bezieht seit dem 01.08.2021 eine eigene Altersrente für langjährig Versicherte, derzeit 812,30 EUR brutto monatlich, sowie seit dem 01.05.2023 eine monatliche Leistung der Unterstützungskasse des Bremer Kaffeehandels e. V. in Höhe von 164,80 EUR aus ihrer früheren Beschäftigung bei der Röstwerk Behrens &amp; Co. KG.</w:t>
       </w:r>
     </w:p>
     <w:p>
       <w:pPr>
+        <w:spacing w:line="259" w:lineRule="auto" w:after="60"/>
         <w:jc w:val="left"/>
       </w:pPr>
       <w:r>
@@ -67,16 +95,20 @@
     <w:p>
       <w:pPr>
         <w:pStyle w:val="Heading2"/>
+        <w:spacing w:before="120" w:after="60" w:line="259" w:lineRule="auto"/>
       </w:pPr>
       <w:r>
         <w:rPr>
           <w:rFonts w:ascii="Times New Roman" w:hAnsi="Times New Roman"/>
+          <w:b/>
+          <w:sz w:val="22"/>
         </w:rPr>
         <w:t>Anliegen der Mandantin</w:t>
       </w:r>
     </w:p>
     <w:p>
       <w:pPr>
+        <w:spacing w:line="259" w:lineRule="auto" w:after="60"/>
         <w:jc w:val="left"/>
       </w:pPr>
       <w:r>
@@ -85,6 +117,7 @@
     </w:p>
     <w:p>
       <w:pPr>
+        <w:spacing w:line="259" w:lineRule="auto" w:after="60"/>
         <w:jc w:val="left"/>
       </w:pPr>
       <w:r>
@@ -93,6 +126,7 @@
     </w:p>
     <w:p>
       <w:pPr>
+        <w:spacing w:line="259" w:lineRule="auto" w:after="60"/>
         <w:jc w:val="left"/>
       </w:pPr>
       <w:r>
@@ -102,6 +136,7 @@
     <w:p>
       <w:pPr>
         <w:pStyle w:val="Heading2"/>
+        <w:spacing w:line="259" w:lineRule="auto" w:after="60"/>
       </w:pPr>
       <w:r>
         <w:rPr>
@@ -112,6 +147,7 @@
     </w:p>
     <w:p>
       <w:pPr>
+        <w:spacing w:line="259" w:lineRule="auto" w:after="60"/>
         <w:jc w:val="left"/>
       </w:pPr>
       <w:r>
@@ -121,6 +157,7 @@
     <w:p>
       <w:pPr>
         <w:pStyle w:val="Heading2"/>
+        <w:spacing w:line="259" w:lineRule="auto" w:after="60"/>
       </w:pPr>
       <w:r>
         <w:rPr>
@@ -132,6 +169,7 @@
     <w:p>
       <w:pPr>
         <w:pStyle w:val="ListNumber"/>
+        <w:spacing w:line="259" w:lineRule="auto" w:after="60"/>
       </w:pPr>
       <w:r>
         <w:t>Widerspruch gegen den Witwenrentenbescheid fristwahrend einlegen und Berechnungsgrundlagen sowie Versicherungsverlauf anfordern.</w:t>
@@ -140,6 +178,7 @@
     <w:p>
       <w:pPr>
         <w:pStyle w:val="ListNumber"/>
+        <w:spacing w:line="259" w:lineRule="auto" w:after="60"/>
       </w:pPr>
       <w:r>
         <w:t>Einkommensanrechnung ab dem 01.08.2026 rechnerisch aufarbeiten, insbesondere die Herkunft des Betrags von 1.236,20 EUR klären.</w:t>
@@ -148,6 +187,7 @@
     <w:p>
       <w:pPr>
         <w:pStyle w:val="ListNumber"/>
+        <w:spacing w:line="259" w:lineRule="auto" w:after="60"/>
       </w:pPr>
       <w:r>
         <w:t>Beitragspflicht der Unterstützungskassenleistung in Kranken- und Pflegeversicherung prüfen, einschließlich der angekündigten Nachberechnung.</w:t>
@@ -156,6 +196,7 @@
     <w:p>
       <w:pPr>
         <w:pStyle w:val="ListNumber"/>
+        <w:spacing w:line="259" w:lineRule="auto" w:after="60"/>
       </w:pPr>
       <w:r>
         <w:t>Pflegezeiten 2022 bis 2024 aufklären: Lücke Juli bis November 2023, Ende der Beitragszahlung zum 31.03.2024, Zuordnung der Beiträge und Auswirkung auf eigene Rente und Witwenrente.</w:t>
@@ -164,19 +205,65 @@
     <w:p>
       <w:pPr>
         <w:pStyle w:val="ListNumber"/>
+        <w:spacing w:line="259" w:lineRule="auto" w:after="60"/>
       </w:pPr>
       <w:r>
         <w:t>Der Mandantin eine verständliche Übersicht geben, welche Zahlung ab August 2026 in welcher Höhe zu erwarten ist.</w:t>
       </w:r>
     </w:p>
     <w:sectPr>
+      <w:headerReference w:type="default" r:id="rId9"/>
+      <w:footerReference w:type="default" r:id="rId10"/>
       <w:pgSz w:w="11906" w:h="16838"/>
-      <w:pgMar w:top="1417" w:right="1417" w:bottom="1417" w:left="1417" w:header="720" w:footer="720" w:gutter="0"/>
+      <w:pgMar w:top="1191" w:right="1247" w:bottom="1134" w:left="1361" w:header="720" w:footer="720" w:gutter="0"/>
       <w:cols w:space="720"/>
       <w:docGrid w:linePitch="360"/>
     </w:sectPr>
   </w:body>
 </w:document>
+</file>
+
+<file path=word/footer1.xml><?xml version="1.0" encoding="utf-8"?>
+<w:ftr xmlns:m="http://schemas.openxmlformats.org/officeDocument/2006/math" xmlns:mc="http://schemas.openxmlformats.org/markup-compatibility/2006" xmlns:mo="http://schemas.microsoft.com/office/mac/office/2008/main" xmlns:mv="urn:schemas-microsoft-com:mac:vml" xmlns:o="urn:schemas-microsoft-com:office:office" xmlns:r="http://schemas.openxmlformats.org/officeDocument/2006/relationships" xmlns:v="urn:schemas-microsoft-com:vml" xmlns:w10="urn:schemas-microsoft-com:office:word" xmlns:w14="http://schemas.microsoft.com/office/word/2010/wordml" xmlns:w="http://schemas.openxmlformats.org/wordprocessingml/2006/main" xmlns:wne="http://schemas.microsoft.com/office/word/2006/wordml" xmlns:wp14="http://schemas.microsoft.com/office/word/2010/wordprocessingDrawing" xmlns:wp="http://schemas.openxmlformats.org/drawingml/2006/wordprocessingDrawing" xmlns:wpc="http://schemas.microsoft.com/office/word/2010/wordprocessingCanvas" xmlns:wpg="http://schemas.microsoft.com/office/word/2010/wordprocessingGroup" xmlns:wpi="http://schemas.microsoft.com/office/word/2010/wordprocessingInk" xmlns:wps="http://schemas.microsoft.com/office/word/2010/wordprocessingShape" mc:Ignorable="w14 wp14">
+  <w:p>
+    <w:pPr>
+      <w:pStyle w:val="Footer"/>
+      <w:jc w:val="left"/>
+    </w:pPr>
+    <w:r/>
+    <w:r>
+      <w:rPr>
+        <w:rFonts w:ascii="Times New Roman" w:hAnsi="Times New Roman"/>
+        <w:b w:val="0"/>
+        <w:color w:val="777777"/>
+        <w:sz w:val="17"/>
+      </w:rPr>
+      <w:t>Vertraulich | Bearbeitungsstand Juli 2026 | nur zur Aktenbearbeitung</w:t>
+    </w:r>
+  </w:p>
+</w:ftr>
+</file>
+
+<file path=word/header1.xml><?xml version="1.0" encoding="utf-8"?>
+<w:hdr xmlns:m="http://schemas.openxmlformats.org/officeDocument/2006/math" xmlns:mc="http://schemas.openxmlformats.org/markup-compatibility/2006" xmlns:mo="http://schemas.microsoft.com/office/mac/office/2008/main" xmlns:mv="urn:schemas-microsoft-com:mac:vml" xmlns:o="urn:schemas-microsoft-com:office:office" xmlns:r="http://schemas.openxmlformats.org/officeDocument/2006/relationships" xmlns:v="urn:schemas-microsoft-com:vml" xmlns:w10="urn:schemas-microsoft-com:office:word" xmlns:w14="http://schemas.microsoft.com/office/word/2010/wordml" xmlns:w="http://schemas.openxmlformats.org/wordprocessingml/2006/main" xmlns:wne="http://schemas.microsoft.com/office/word/2006/wordml" xmlns:wp14="http://schemas.microsoft.com/office/word/2010/wordprocessingDrawing" xmlns:wp="http://schemas.openxmlformats.org/drawingml/2006/wordprocessingDrawing" xmlns:wpc="http://schemas.microsoft.com/office/word/2010/wordprocessingCanvas" xmlns:wpg="http://schemas.microsoft.com/office/word/2010/wordprocessingGroup" xmlns:wpi="http://schemas.microsoft.com/office/word/2010/wordprocessingInk" xmlns:wps="http://schemas.microsoft.com/office/word/2010/wordprocessingShape" mc:Ignorable="w14 wp14">
+  <w:p>
+    <w:pPr>
+      <w:pStyle w:val="Header"/>
+      <w:jc w:val="left"/>
+    </w:pPr>
+    <w:r/>
+    <w:r>
+      <w:rPr>
+        <w:rFonts w:ascii="Times New Roman" w:hAnsi="Times New Roman"/>
+        <w:b w:val="0"/>
+        <w:i w:val="0"/>
+        <w:color w:val="666666"/>
+        <w:sz w:val="17"/>
+      </w:rPr>
+      <w:t>Rentenberatung Jessen &amp; Kollegium | Renten- und Versorgungsakte | Bearbeitungsstand Juli 2026</w:t>
+    </w:r>
+  </w:p>
+</w:hdr>
 </file>
 
 <file path=word/numbering.xml><?xml version="1.0" encoding="utf-8"?>
@@ -893,11 +980,12 @@
       <w:contextualSpacing/>
     </w:pPr>
     <w:rPr>
-      <w:rFonts w:asciiTheme="majorHAnsi" w:eastAsiaTheme="majorEastAsia" w:hAnsiTheme="majorHAnsi" w:cstheme="majorBidi"/>
+      <w:rFonts w:asciiTheme="majorHAnsi" w:eastAsiaTheme="majorEastAsia" w:hAnsiTheme="majorHAnsi" w:cstheme="majorBidi" w:ascii="Times New Roman" w:hAnsi="Times New Roman"/>
+      <w:b/>
       <w:color w:val="17365D" w:themeColor="text2" w:themeShade="BF"/>
       <w:spacing w:val="5"/>
       <w:kern w:val="28"/>
-      <w:sz w:val="52"/>
+      <w:sz w:val="30"/>
       <w:szCs w:val="52"/>
     </w:rPr>
   </w:style>
